--- a/tillsyn/A 19560-2024 tillsynsbegäran.docx
+++ b/tillsyn/A 19560-2024 tillsynsbegäran.docx
@@ -227,7 +227,7 @@
     <w:r>
       <w:tab/>
       <w:tab/>
-      <w:t>2026-07-13</w:t>
+      <w:t>2026-07-14</w:t>
       <w:br/>
       <w:br/>
     </w:r>

--- a/tillsyn/A 19560-2024 tillsynsbegäran.docx
+++ b/tillsyn/A 19560-2024 tillsynsbegäran.docx
@@ -227,7 +227,7 @@
     <w:r>
       <w:tab/>
       <w:tab/>
-      <w:t>2026-07-14</w:t>
+      <w:t>2026-07-15</w:t>
       <w:br/>
       <w:br/>
     </w:r>

--- a/tillsyn/A 19560-2024 tillsynsbegäran.docx
+++ b/tillsyn/A 19560-2024 tillsynsbegäran.docx
@@ -227,7 +227,7 @@
     <w:r>
       <w:tab/>
       <w:tab/>
-      <w:t>2026-07-15</w:t>
+      <w:t>2026-07-16</w:t>
       <w:br/>
       <w:br/>
     </w:r>

--- a/tillsyn/A 19560-2024 tillsynsbegäran.docx
+++ b/tillsyn/A 19560-2024 tillsynsbegäran.docx
@@ -227,7 +227,7 @@
     <w:r>
       <w:tab/>
       <w:tab/>
-      <w:t>2026-07-16</w:t>
+      <w:t>2026-07-17</w:t>
       <w:br/>
       <w:br/>
     </w:r>

--- a/tillsyn/A 19560-2024 tillsynsbegäran.docx
+++ b/tillsyn/A 19560-2024 tillsynsbegäran.docx
@@ -227,7 +227,7 @@
     <w:r>
       <w:tab/>
       <w:tab/>
-      <w:t>2026-07-17</w:t>
+      <w:t>2026-07-18</w:t>
       <w:br/>
       <w:br/>
     </w:r>

--- a/tillsyn/A 19560-2024 tillsynsbegäran.docx
+++ b/tillsyn/A 19560-2024 tillsynsbegäran.docx
@@ -227,7 +227,7 @@
     <w:r>
       <w:tab/>
       <w:tab/>
-      <w:t>2026-07-18</w:t>
+      <w:t>2026-07-19</w:t>
       <w:br/>
       <w:br/>
     </w:r>

--- a/tillsyn/A 19560-2024 tillsynsbegäran.docx
+++ b/tillsyn/A 19560-2024 tillsynsbegäran.docx
@@ -227,7 +227,7 @@
     <w:r>
       <w:tab/>
       <w:tab/>
-      <w:t>2026-07-19</w:t>
+      <w:t>2026-07-20</w:t>
       <w:br/>
       <w:br/>
     </w:r>

--- a/tillsyn/A 19560-2024 tillsynsbegäran.docx
+++ b/tillsyn/A 19560-2024 tillsynsbegäran.docx
@@ -227,7 +227,7 @@
     <w:r>
       <w:tab/>
       <w:tab/>
-      <w:t>2026-07-20</w:t>
+      <w:t>2026-07-21</w:t>
       <w:br/>
       <w:br/>
     </w:r>

--- a/tillsyn/A 19560-2024 tillsynsbegäran.docx
+++ b/tillsyn/A 19560-2024 tillsynsbegäran.docx
@@ -227,7 +227,7 @@
     <w:r>
       <w:tab/>
       <w:tab/>
-      <w:t>2026-07-21</w:t>
+      <w:t>2026-07-22</w:t>
       <w:br/>
       <w:br/>
     </w:r>

--- a/tillsyn/A 19560-2024 tillsynsbegäran.docx
+++ b/tillsyn/A 19560-2024 tillsynsbegäran.docx
@@ -227,7 +227,7 @@
     <w:r>
       <w:tab/>
       <w:tab/>
-      <w:t>2026-07-22</w:t>
+      <w:t>2026-07-23</w:t>
       <w:br/>
       <w:br/>
     </w:r>

--- a/tillsyn/A 19560-2024 tillsynsbegäran.docx
+++ b/tillsyn/A 19560-2024 tillsynsbegäran.docx
@@ -227,7 +227,7 @@
     <w:r>
       <w:tab/>
       <w:tab/>
-      <w:t>2026-07-23</w:t>
+      <w:t>2026-07-24</w:t>
       <w:br/>
       <w:br/>
     </w:r>

--- a/tillsyn/A 19560-2024 tillsynsbegäran.docx
+++ b/tillsyn/A 19560-2024 tillsynsbegäran.docx
@@ -227,7 +227,7 @@
     <w:r>
       <w:tab/>
       <w:tab/>
-      <w:t>2026-07-24</w:t>
+      <w:t>2026-07-25</w:t>
       <w:br/>
       <w:br/>
     </w:r>

--- a/tillsyn/A 19560-2024 tillsynsbegäran.docx
+++ b/tillsyn/A 19560-2024 tillsynsbegäran.docx
@@ -227,7 +227,7 @@
     <w:r>
       <w:tab/>
       <w:tab/>
-      <w:t>2026-07-25</w:t>
+      <w:t>2026-07-26</w:t>
       <w:br/>
       <w:br/>
     </w:r>

--- a/tillsyn/A 19560-2024 tillsynsbegäran.docx
+++ b/tillsyn/A 19560-2024 tillsynsbegäran.docx
@@ -7,7 +7,7 @@
         <w:pStyle w:val="Title"/>
       </w:pPr>
       <w:r>
-        <w:t>Tillsynsbegäran – information om höga naturvärden i avverkningsanmälan A 19560-2024 i Boxholms kommun</w:t>
+        <w:t>Tillsynsbegäran – information om höga naturvärden och fridlysta arter i avverkningsanmälan A 19560-2024 i Boxholms kommun</w:t>
       </w:r>
     </w:p>
     <w:p>
@@ -65,7 +65,7 @@
     </w:p>
     <w:p>
       <w:r>
-        <w:t>I avverkningsanmälan finns fynd av 1 naturvårdsarter, varav 1 är rödlistad: gullklöver (NT). Se Figur 1.</w:t>
+        <w:t>I avverkningsanmälan finns fynd av 2 naturvårdsarter, varav 1 är rödlistad och 1 är fridlyst: gullklöver (NT) och törnskata (§4). Se Figur 1.</w:t>
       </w:r>
     </w:p>
     <w:p>
@@ -97,6 +97,28 @@
     <w:p>
       <w:r>
         <w:t>Nedan följer beskrivningar av de naturvårdsarter och fridlysta arter som har sina livsmiljöer och växtplatser i den avverkningsanmälda skogen. De påträffade naturvårdsarterna är ett tydligt kvitto på att det rör sig om en skog med höga naturvärden.</w:t>
+      </w:r>
+    </w:p>
+    <w:p>
+      <w:pPr>
+        <w:pStyle w:val="Heading1"/>
+      </w:pPr>
+      <w:r>
+        <w:t>EU:s fågeldirektiv</w:t>
+      </w:r>
+    </w:p>
+    <w:p>
+      <w:r>
+        <w:t xml:space="preserve">Europeiska unionens medlemsländer är skyldiga att agera i enlighet med EU:s fågeldirektiv där det uttryckligen står att direktivet gäller för fåglar samt för deras ägg, bon och </w:t>
+      </w:r>
+      <w:r>
+        <w:rPr>
+          <w:b/>
+        </w:rPr>
+        <w:t xml:space="preserve">livsmiljöer </w:t>
+      </w:r>
+      <w:r>
+        <w:t>(artikel 1). Vidare att de åtgärder som vidtas inte får leda till en försämring av den nuvarande situationen beträffande bevarandet av de fågelarter som avses i artikel 1 (artikel 13). Fågeldirektivet är styrande för tillsynsansvariga myndigheters ärendehantering, ställningstaganden och beslutsfattande.</w:t>
       </w:r>
     </w:p>
     <w:sectPr>
@@ -227,7 +249,7 @@
     <w:r>
       <w:tab/>
       <w:tab/>
-      <w:t>2026-07-26</w:t>
+      <w:t>2026-07-27</w:t>
       <w:br/>
       <w:br/>
     </w:r>

--- a/tillsyn/A 19560-2024 tillsynsbegäran.docx
+++ b/tillsyn/A 19560-2024 tillsynsbegäran.docx
@@ -249,7 +249,7 @@
     <w:r>
       <w:tab/>
       <w:tab/>
-      <w:t>2026-07-27</w:t>
+      <w:t>2026-07-28</w:t>
       <w:br/>
       <w:br/>
     </w:r>

--- a/tillsyn/A 19560-2024 tillsynsbegäran.docx
+++ b/tillsyn/A 19560-2024 tillsynsbegäran.docx
@@ -249,7 +249,7 @@
     <w:r>
       <w:tab/>
       <w:tab/>
-      <w:t>2026-07-28</w:t>
+      <w:t>2026-07-29</w:t>
       <w:br/>
       <w:br/>
     </w:r>

--- a/tillsyn/A 19560-2024 tillsynsbegäran.docx
+++ b/tillsyn/A 19560-2024 tillsynsbegäran.docx
@@ -249,7 +249,7 @@
     <w:r>
       <w:tab/>
       <w:tab/>
-      <w:t>2026-07-29</w:t>
+      <w:t>2026-07-30</w:t>
       <w:br/>
       <w:br/>
     </w:r>

--- a/tillsyn/A 19560-2024 tillsynsbegäran.docx
+++ b/tillsyn/A 19560-2024 tillsynsbegäran.docx
@@ -249,7 +249,7 @@
     <w:r>
       <w:tab/>
       <w:tab/>
-      <w:t>2026-07-30</w:t>
+      <w:t>2026-07-31</w:t>
       <w:br/>
       <w:br/>
     </w:r>

--- a/tillsyn/A 19560-2024 tillsynsbegäran.docx
+++ b/tillsyn/A 19560-2024 tillsynsbegäran.docx
@@ -249,7 +249,7 @@
     <w:r>
       <w:tab/>
       <w:tab/>
-      <w:t>2026-07-31</w:t>
+      <w:t>2026-08-01</w:t>
       <w:br/>
       <w:br/>
     </w:r>

--- a/tillsyn/A 19560-2024 tillsynsbegäran.docx
+++ b/tillsyn/A 19560-2024 tillsynsbegäran.docx
@@ -249,7 +249,7 @@
     <w:r>
       <w:tab/>
       <w:tab/>
-      <w:t>2026-08-01</w:t>
+      <w:t>2026-08-02</w:t>
       <w:br/>
       <w:br/>
     </w:r>

--- a/tillsyn/A 19560-2024 tillsynsbegäran.docx
+++ b/tillsyn/A 19560-2024 tillsynsbegäran.docx
@@ -249,7 +249,7 @@
     <w:r>
       <w:tab/>
       <w:tab/>
-      <w:t>2026-08-02</w:t>
+      <w:t>2026-08-03</w:t>
       <w:br/>
       <w:br/>
     </w:r>

--- a/tillsyn/A 19560-2024 tillsynsbegäran.docx
+++ b/tillsyn/A 19560-2024 tillsynsbegäran.docx
@@ -249,7 +249,7 @@
     <w:r>
       <w:tab/>
       <w:tab/>
-      <w:t>2026-08-03</w:t>
+      <w:t>2026-08-04</w:t>
       <w:br/>
       <w:br/>
     </w:r>

--- a/tillsyn/A 19560-2024 tillsynsbegäran.docx
+++ b/tillsyn/A 19560-2024 tillsynsbegäran.docx
@@ -249,7 +249,7 @@
     <w:r>
       <w:tab/>
       <w:tab/>
-      <w:t>2026-08-04</w:t>
+      <w:t>2026-08-05</w:t>
       <w:br/>
       <w:br/>
     </w:r>

--- a/tillsyn/A 19560-2024 tillsynsbegäran.docx
+++ b/tillsyn/A 19560-2024 tillsynsbegäran.docx
@@ -249,7 +249,7 @@
     <w:r>
       <w:tab/>
       <w:tab/>
-      <w:t>2026-08-05</w:t>
+      <w:t>2026-08-07</w:t>
       <w:br/>
       <w:br/>
     </w:r>

--- a/tillsyn/A 19560-2024 tillsynsbegäran.docx
+++ b/tillsyn/A 19560-2024 tillsynsbegäran.docx
@@ -249,7 +249,7 @@
     <w:r>
       <w:tab/>
       <w:tab/>
-      <w:t>2026-08-07</w:t>
+      <w:t>2026-08-08</w:t>
       <w:br/>
       <w:br/>
     </w:r>

--- a/tillsyn/A 19560-2024 tillsynsbegäran.docx
+++ b/tillsyn/A 19560-2024 tillsynsbegäran.docx
@@ -7,7 +7,7 @@
         <w:pStyle w:val="Title"/>
       </w:pPr>
       <w:r>
-        <w:t>Tillsynsbegäran – information om höga naturvärden i avverkningsanmälan A 19560-2024 i Boxholms kommun</w:t>
+        <w:t>Tillsynsbegäran – information om höga naturvärden och fridlysta arter i avverkningsanmälan A 19560-2024 i Boxholms kommun</w:t>
       </w:r>
     </w:p>
     <w:p>
@@ -60,12 +60,12 @@
         <w:spacing w:after="240"/>
       </w:pPr>
       <w:r>
-        <w:t>Figur 1. Fyndplatser för naturvårdsarter i avverkningsanmälan. Markörer utan svart kant är placerade på fyndplatsen. Markörer med svart kant är placerade vid sidan av fyndplatsen har ett svart streck som visar fyndplatsens exakta position. Kartans mittpunktskoordinat är N 6455208, E 493892 i SWEREF 99 TM.</w:t>
+        <w:t>Figur 1. Fyndplatser för naturvårdsarter i avverkningsanmälan. Markörer utan svart kant är placerade på fyndplatsen. Markörer med svart kant är placerade vid sidan av fyndplatsen och har ett svart streck som visar fyndplatsens exakta position. Kartans mittpunktskoordinat är N 6455208, E 493892 i SWEREF 99 TM.</w:t>
       </w:r>
     </w:p>
     <w:p>
       <w:r>
-        <w:t>I avverkningsanmälan finns fynd av 1 naturvårdsarter, varav 1 är rödlistad: gullklöver (NT). Se Figur 1.</w:t>
+        <w:t>I avverkningsanmälan finns fynd av 2 naturvårdsarter, varav 1 är rödlistad och 1 är fridlyst: gullklöver (NT) och törnskata (§4). Se Figur 1.</w:t>
       </w:r>
     </w:p>
     <w:p>
@@ -97,6 +97,28 @@
     <w:p>
       <w:r>
         <w:t>Nedan följer beskrivningar av de naturvårdsarter och fridlysta arter som har sina livsmiljöer och växtplatser i den avverkningsanmälda skogen. De påträffade naturvårdsarterna är ett tydligt kvitto på att det rör sig om en skog med höga naturvärden.</w:t>
+      </w:r>
+    </w:p>
+    <w:p>
+      <w:pPr>
+        <w:pStyle w:val="Heading1"/>
+      </w:pPr>
+      <w:r>
+        <w:t>EU:s fågeldirektiv</w:t>
+      </w:r>
+    </w:p>
+    <w:p>
+      <w:r>
+        <w:t xml:space="preserve">Europeiska unionens medlemsländer är skyldiga att agera i enlighet med EU:s fågeldirektiv där det uttryckligen står att direktivet gäller för fåglar samt för deras ägg, bon och </w:t>
+      </w:r>
+      <w:r>
+        <w:rPr>
+          <w:b/>
+        </w:rPr>
+        <w:t xml:space="preserve">livsmiljöer </w:t>
+      </w:r>
+      <w:r>
+        <w:t>(artikel 1). Vidare att de åtgärder som vidtas inte får leda till en försämring av den nuvarande situationen beträffande bevarandet av de fågelarter som avses i artikel 1 (artikel 13). Fågeldirektivet är styrande för tillsynsansvariga myndigheters ärendehantering, ställningstaganden och beslutsfattande.</w:t>
       </w:r>
     </w:p>
     <w:sectPr>
@@ -227,7 +249,7 @@
     <w:r>
       <w:tab/>
       <w:tab/>
-      <w:t>2026-08-14</w:t>
+      <w:t>2026-08-15</w:t>
       <w:br/>
       <w:br/>
     </w:r>

--- a/tillsyn/A 19560-2024 tillsynsbegäran.docx
+++ b/tillsyn/A 19560-2024 tillsynsbegäran.docx
@@ -249,7 +249,7 @@
     <w:r>
       <w:tab/>
       <w:tab/>
-      <w:t>2026-08-15</w:t>
+      <w:t>2026-08-16</w:t>
       <w:br/>
       <w:br/>
     </w:r>

--- a/tillsyn/A 19560-2024 tillsynsbegäran.docx
+++ b/tillsyn/A 19560-2024 tillsynsbegäran.docx
@@ -249,7 +249,7 @@
     <w:r>
       <w:tab/>
       <w:tab/>
-      <w:t>2026-08-16</w:t>
+      <w:t>2026-08-17</w:t>
       <w:br/>
       <w:br/>
     </w:r>

--- a/tillsyn/A 19560-2024 tillsynsbegäran.docx
+++ b/tillsyn/A 19560-2024 tillsynsbegäran.docx
@@ -249,7 +249,7 @@
     <w:r>
       <w:tab/>
       <w:tab/>
-      <w:t>2026-08-17</w:t>
+      <w:t>2026-08-18</w:t>
       <w:br/>
       <w:br/>
     </w:r>

--- a/tillsyn/A 19560-2024 tillsynsbegäran.docx
+++ b/tillsyn/A 19560-2024 tillsynsbegäran.docx
@@ -249,7 +249,7 @@
     <w:r>
       <w:tab/>
       <w:tab/>
-      <w:t>2026-08-18</w:t>
+      <w:t>2026-08-19</w:t>
       <w:br/>
       <w:br/>
     </w:r>

--- a/tillsyn/A 19560-2024 tillsynsbegäran.docx
+++ b/tillsyn/A 19560-2024 tillsynsbegäran.docx
@@ -249,7 +249,7 @@
     <w:r>
       <w:tab/>
       <w:tab/>
-      <w:t>2026-08-19</w:t>
+      <w:t>2026-08-20</w:t>
       <w:br/>
       <w:br/>
     </w:r>

--- a/tillsyn/A 19560-2024 tillsynsbegäran.docx
+++ b/tillsyn/A 19560-2024 tillsynsbegäran.docx
@@ -249,7 +249,7 @@
     <w:r>
       <w:tab/>
       <w:tab/>
-      <w:t>2026-08-20</w:t>
+      <w:t>2026-08-21</w:t>
       <w:br/>
       <w:br/>
     </w:r>

--- a/tillsyn/A 19560-2024 tillsynsbegäran.docx
+++ b/tillsyn/A 19560-2024 tillsynsbegäran.docx
@@ -249,7 +249,7 @@
     <w:r>
       <w:tab/>
       <w:tab/>
-      <w:t>2026-08-21</w:t>
+      <w:t>2026-08-22</w:t>
       <w:br/>
       <w:br/>
     </w:r>

--- a/tillsyn/A 19560-2024 tillsynsbegäran.docx
+++ b/tillsyn/A 19560-2024 tillsynsbegäran.docx
@@ -249,7 +249,7 @@
     <w:r>
       <w:tab/>
       <w:tab/>
-      <w:t>2026-08-22</w:t>
+      <w:t>2026-08-23</w:t>
       <w:br/>
       <w:br/>
     </w:r>

--- a/tillsyn/A 19560-2024 tillsynsbegäran.docx
+++ b/tillsyn/A 19560-2024 tillsynsbegäran.docx
@@ -249,7 +249,7 @@
     <w:r>
       <w:tab/>
       <w:tab/>
-      <w:t>2026-08-23</w:t>
+      <w:t>2026-08-24</w:t>
       <w:br/>
       <w:br/>
     </w:r>

--- a/tillsyn/A 19560-2024 tillsynsbegäran.docx
+++ b/tillsyn/A 19560-2024 tillsynsbegäran.docx
@@ -249,7 +249,7 @@
     <w:r>
       <w:tab/>
       <w:tab/>
-      <w:t>2026-08-24</w:t>
+      <w:t>2026-08-25</w:t>
       <w:br/>
       <w:br/>
     </w:r>

--- a/tillsyn/A 19560-2024 tillsynsbegäran.docx
+++ b/tillsyn/A 19560-2024 tillsynsbegäran.docx
@@ -249,7 +249,7 @@
     <w:r>
       <w:tab/>
       <w:tab/>
-      <w:t>2026-08-25</w:t>
+      <w:t>2026-08-26</w:t>
       <w:br/>
       <w:br/>
     </w:r>

--- a/tillsyn/A 19560-2024 tillsynsbegäran.docx
+++ b/tillsyn/A 19560-2024 tillsynsbegäran.docx
@@ -249,7 +249,7 @@
     <w:r>
       <w:tab/>
       <w:tab/>
-      <w:t>2026-08-26</w:t>
+      <w:t>2026-08-27</w:t>
       <w:br/>
       <w:br/>
     </w:r>

--- a/tillsyn/A 19560-2024 tillsynsbegäran.docx
+++ b/tillsyn/A 19560-2024 tillsynsbegäran.docx
@@ -249,7 +249,7 @@
     <w:r>
       <w:tab/>
       <w:tab/>
-      <w:t>2026-08-27</w:t>
+      <w:t>2026-08-28</w:t>
       <w:br/>
       <w:br/>
     </w:r>

--- a/tillsyn/A 19560-2024 tillsynsbegäran.docx
+++ b/tillsyn/A 19560-2024 tillsynsbegäran.docx
@@ -249,7 +249,7 @@
     <w:r>
       <w:tab/>
       <w:tab/>
-      <w:t>2026-08-28</w:t>
+      <w:t>2026-08-29</w:t>
       <w:br/>
       <w:br/>
     </w:r>

--- a/tillsyn/A 19560-2024 tillsynsbegäran.docx
+++ b/tillsyn/A 19560-2024 tillsynsbegäran.docx
@@ -249,7 +249,7 @@
     <w:r>
       <w:tab/>
       <w:tab/>
-      <w:t>2026-08-29</w:t>
+      <w:t>2026-08-31</w:t>
       <w:br/>
       <w:br/>
     </w:r>

--- a/tillsyn/A 19560-2024 tillsynsbegäran.docx
+++ b/tillsyn/A 19560-2024 tillsynsbegäran.docx
@@ -249,7 +249,7 @@
     <w:r>
       <w:tab/>
       <w:tab/>
-      <w:t>2026-08-31</w:t>
+      <w:t>2026-09-01</w:t>
       <w:br/>
       <w:br/>
     </w:r>

--- a/tillsyn/A 19560-2024 tillsynsbegäran.docx
+++ b/tillsyn/A 19560-2024 tillsynsbegäran.docx
@@ -249,7 +249,7 @@
     <w:r>
       <w:tab/>
       <w:tab/>
-      <w:t>2026-09-01</w:t>
+      <w:t>2026-09-02</w:t>
       <w:br/>
       <w:br/>
     </w:r>

--- a/tillsyn/A 19560-2024 tillsynsbegäran.docx
+++ b/tillsyn/A 19560-2024 tillsynsbegäran.docx
@@ -249,7 +249,7 @@
     <w:r>
       <w:tab/>
       <w:tab/>
-      <w:t>2026-09-02</w:t>
+      <w:t>2026-09-03</w:t>
       <w:br/>
       <w:br/>
     </w:r>

--- a/tillsyn/A 19560-2024 tillsynsbegäran.docx
+++ b/tillsyn/A 19560-2024 tillsynsbegäran.docx
@@ -249,7 +249,7 @@
     <w:r>
       <w:tab/>
       <w:tab/>
-      <w:t>2026-09-03</w:t>
+      <w:t>2026-09-04</w:t>
       <w:br/>
       <w:br/>
     </w:r>

--- a/tillsyn/A 19560-2024 tillsynsbegäran.docx
+++ b/tillsyn/A 19560-2024 tillsynsbegäran.docx
@@ -249,7 +249,7 @@
     <w:r>
       <w:tab/>
       <w:tab/>
-      <w:t>2026-09-04</w:t>
+      <w:t>2026-09-05</w:t>
       <w:br/>
       <w:br/>
     </w:r>

--- a/tillsyn/A 19560-2024 tillsynsbegäran.docx
+++ b/tillsyn/A 19560-2024 tillsynsbegäran.docx
@@ -249,7 +249,7 @@
     <w:r>
       <w:tab/>
       <w:tab/>
-      <w:t>2026-09-05</w:t>
+      <w:t>2026-09-06</w:t>
       <w:br/>
       <w:br/>
     </w:r>

--- a/tillsyn/A 19560-2024 tillsynsbegäran.docx
+++ b/tillsyn/A 19560-2024 tillsynsbegäran.docx
@@ -249,7 +249,7 @@
     <w:r>
       <w:tab/>
       <w:tab/>
-      <w:t>2026-09-06</w:t>
+      <w:t>2026-09-07</w:t>
       <w:br/>
       <w:br/>
     </w:r>

--- a/tillsyn/A 19560-2024 tillsynsbegäran.docx
+++ b/tillsyn/A 19560-2024 tillsynsbegäran.docx
@@ -249,7 +249,7 @@
     <w:r>
       <w:tab/>
       <w:tab/>
-      <w:t>2026-09-07</w:t>
+      <w:t>2026-09-08</w:t>
       <w:br/>
       <w:br/>
     </w:r>

--- a/tillsyn/A 19560-2024 tillsynsbegäran.docx
+++ b/tillsyn/A 19560-2024 tillsynsbegäran.docx
@@ -249,7 +249,7 @@
     <w:r>
       <w:tab/>
       <w:tab/>
-      <w:t>2026-09-08</w:t>
+      <w:t>2026-09-09</w:t>
       <w:br/>
       <w:br/>
     </w:r>

--- a/tillsyn/A 19560-2024 tillsynsbegäran.docx
+++ b/tillsyn/A 19560-2024 tillsynsbegäran.docx
@@ -249,7 +249,7 @@
     <w:r>
       <w:tab/>
       <w:tab/>
-      <w:t>2026-09-09</w:t>
+      <w:t>2026-09-10</w:t>
       <w:br/>
       <w:br/>
     </w:r>

--- a/tillsyn/A 19560-2024 tillsynsbegäran.docx
+++ b/tillsyn/A 19560-2024 tillsynsbegäran.docx
@@ -249,7 +249,7 @@
     <w:r>
       <w:tab/>
       <w:tab/>
-      <w:t>2026-09-10</w:t>
+      <w:t>2026-09-11</w:t>
       <w:br/>
       <w:br/>
     </w:r>

--- a/tillsyn/A 19560-2024 tillsynsbegäran.docx
+++ b/tillsyn/A 19560-2024 tillsynsbegäran.docx
@@ -249,7 +249,7 @@
     <w:r>
       <w:tab/>
       <w:tab/>
-      <w:t>2026-09-11</w:t>
+      <w:t>2026-09-12</w:t>
       <w:br/>
       <w:br/>
     </w:r>

--- a/tillsyn/A 19560-2024 tillsynsbegäran.docx
+++ b/tillsyn/A 19560-2024 tillsynsbegäran.docx
@@ -249,7 +249,7 @@
     <w:r>
       <w:tab/>
       <w:tab/>
-      <w:t>2026-09-12</w:t>
+      <w:t>2026-09-13</w:t>
       <w:br/>
       <w:br/>
     </w:r>
